--- a/denisovan-archaic-dna-analysis/docs/ajba_submission/supporting_information_ajba.docx
+++ b/denisovan-archaic-dna-analysis/docs/ajba_submission/supporting_information_ajba.docx
@@ -117,171 +117,6 @@
                     <a:xfrm>
                       <a:off x="0" y="0"/>
                       <a:ext cx="5806440" cy="3705395"/>
-                    </a:xfrm>
-                    <a:prstGeom prst="rect"/>
-                  </pic:spPr>
-                </pic:pic>
-              </a:graphicData>
-            </a:graphic>
-          </wp:inline>
-        </w:drawing>
-      </w:r>
-    </w:p>
-    <w:p>
-      <w:r>
-        <w:br w:type="page"/>
-      </w:r>
-    </w:p>
-    <w:p>
-      <w:pPr>
-        <w:spacing w:before="320"/>
-      </w:pPr>
-      <w:r>
-        <w:rPr>
-          <w:b/>
-        </w:rPr>
-        <w:t>Figure S3. O2-defining allele frequencies and ABO-window segment-carrier frequencies. The panels use different sources and are not an association analysis.</w:t>
-      </w:r>
-    </w:p>
-    <w:p>
-      <w:pPr>
-        <w:jc w:val="center"/>
-      </w:pPr>
-      <w:r>
-        <w:drawing>
-          <wp:inline xmlns:a="http://schemas.openxmlformats.org/drawingml/2006/main" xmlns:pic="http://schemas.openxmlformats.org/drawingml/2006/picture">
-            <wp:extent cx="5806440" cy="3023664"/>
-            <wp:docPr id="3" name="Picture 3"/>
-            <wp:cNvGraphicFramePr>
-              <a:graphicFrameLocks noChangeAspect="1"/>
-            </wp:cNvGraphicFramePr>
-            <a:graphic>
-              <a:graphicData uri="http://schemas.openxmlformats.org/drawingml/2006/picture">
-                <pic:pic>
-                  <pic:nvPicPr>
-                    <pic:cNvPr id="0" name="fig6_o2_introgression.png"/>
-                    <pic:cNvPicPr/>
-                  </pic:nvPicPr>
-                  <pic:blipFill>
-                    <a:blip r:embed="rId11"/>
-                    <a:stretch>
-                      <a:fillRect/>
-                    </a:stretch>
-                  </pic:blipFill>
-                  <pic:spPr>
-                    <a:xfrm>
-                      <a:off x="0" y="0"/>
-                      <a:ext cx="5806440" cy="3023664"/>
-                    </a:xfrm>
-                    <a:prstGeom prst="rect"/>
-                  </pic:spPr>
-                </pic:pic>
-              </a:graphicData>
-            </a:graphic>
-          </wp:inline>
-        </w:drawing>
-      </w:r>
-    </w:p>
-    <w:p>
-      <w:r>
-        <w:br w:type="page"/>
-      </w:r>
-    </w:p>
-    <w:p>
-      <w:pPr>
-        <w:spacing w:before="320"/>
-      </w:pPr>
-      <w:r>
-        <w:rPr>
-          <w:b/>
-        </w:rPr>
-        <w:t>Figure S4. Ancient North Eurasian contextual hypothesis. Dashed arrows represent a testable narrative, not evidence that either observed segment followed the illustrated route.</w:t>
-      </w:r>
-    </w:p>
-    <w:p>
-      <w:pPr>
-        <w:jc w:val="center"/>
-      </w:pPr>
-      <w:r>
-        <w:drawing>
-          <wp:inline xmlns:a="http://schemas.openxmlformats.org/drawingml/2006/main" xmlns:pic="http://schemas.openxmlformats.org/drawingml/2006/picture">
-            <wp:extent cx="5806440" cy="3231003"/>
-            <wp:docPr id="4" name="Picture 4"/>
-            <wp:cNvGraphicFramePr>
-              <a:graphicFrameLocks noChangeAspect="1"/>
-            </wp:cNvGraphicFramePr>
-            <a:graphic>
-              <a:graphicData uri="http://schemas.openxmlformats.org/drawingml/2006/picture">
-                <pic:pic>
-                  <pic:nvPicPr>
-                    <pic:cNvPr id="0" name="fig7_ane_model.png"/>
-                    <pic:cNvPicPr/>
-                  </pic:nvPicPr>
-                  <pic:blipFill>
-                    <a:blip r:embed="rId12"/>
-                    <a:stretch>
-                      <a:fillRect/>
-                    </a:stretch>
-                  </pic:blipFill>
-                  <pic:spPr>
-                    <a:xfrm>
-                      <a:off x="0" y="0"/>
-                      <a:ext cx="5806440" cy="3231003"/>
-                    </a:xfrm>
-                    <a:prstGeom prst="rect"/>
-                  </pic:spPr>
-                </pic:pic>
-              </a:graphicData>
-            </a:graphic>
-          </wp:inline>
-        </w:drawing>
-      </w:r>
-    </w:p>
-    <w:p>
-      <w:r>
-        <w:br w:type="page"/>
-      </w:r>
-    </w:p>
-    <w:p>
-      <w:pPr>
-        <w:spacing w:before="320"/>
-      </w:pPr>
-      <w:r>
-        <w:rPr>
-          <w:b/>
-        </w:rPr>
-        <w:t>Figure S5. Descriptive ancient and modern ABO-window summaries generated by different pipelines; no formal temporal comparison is made.</w:t>
-      </w:r>
-    </w:p>
-    <w:p>
-      <w:pPr>
-        <w:jc w:val="center"/>
-      </w:pPr>
-      <w:r>
-        <w:drawing>
-          <wp:inline xmlns:a="http://schemas.openxmlformats.org/drawingml/2006/main" xmlns:pic="http://schemas.openxmlformats.org/drawingml/2006/picture">
-            <wp:extent cx="5806440" cy="3049275"/>
-            <wp:docPr id="5" name="Picture 5"/>
-            <wp:cNvGraphicFramePr>
-              <a:graphicFrameLocks noChangeAspect="1"/>
-            </wp:cNvGraphicFramePr>
-            <a:graphic>
-              <a:graphicData uri="http://schemas.openxmlformats.org/drawingml/2006/picture">
-                <pic:pic>
-                  <pic:nvPicPr>
-                    <pic:cNvPr id="0" name="fig8_temporal_dynamics.png"/>
-                    <pic:cNvPicPr/>
-                  </pic:nvPicPr>
-                  <pic:blipFill>
-                    <a:blip r:embed="rId13"/>
-                    <a:stretch>
-                      <a:fillRect/>
-                    </a:stretch>
-                  </pic:blipFill>
-                  <pic:spPr>
-                    <a:xfrm>
-                      <a:off x="0" y="0"/>
-                      <a:ext cx="5806440" cy="3049275"/>
                     </a:xfrm>
                     <a:prstGeom prst="rect"/>
                   </pic:spPr>

--- a/denisovan-archaic-dna-analysis/docs/ajba_submission/supporting_information_ajba.docx
+++ b/denisovan-archaic-dna-analysis/docs/ajba_submission/supporting_information_ajba.docx
@@ -40,7 +40,7 @@
       <w:r>
         <w:drawing>
           <wp:inline xmlns:a="http://schemas.openxmlformats.org/drawingml/2006/main" xmlns:pic="http://schemas.openxmlformats.org/drawingml/2006/picture">
-            <wp:extent cx="5806440" cy="2967797"/>
+            <wp:extent cx="5806440" cy="2695784"/>
             <wp:docPr id="1" name="Picture 1"/>
             <wp:cNvGraphicFramePr>
               <a:graphicFrameLocks noChangeAspect="1"/>
@@ -61,62 +61,7 @@
                   <pic:spPr>
                     <a:xfrm>
                       <a:off x="0" y="0"/>
-                      <a:ext cx="5806440" cy="2967797"/>
-                    </a:xfrm>
-                    <a:prstGeom prst="rect"/>
-                  </pic:spPr>
-                </pic:pic>
-              </a:graphicData>
-            </a:graphic>
-          </wp:inline>
-        </w:drawing>
-      </w:r>
-    </w:p>
-    <w:p>
-      <w:r>
-        <w:br w:type="page"/>
-      </w:r>
-    </w:p>
-    <w:p>
-      <w:pPr>
-        <w:spacing w:before="320"/>
-      </w:pPr>
-      <w:r>
-        <w:rPr>
-          <w:b/>
-        </w:rPr>
-        <w:t>Figure S2. Descriptive geographic distance correlations at 250-kb, 500-kb, and 1-Mb window sizes; QAP results are tabulated in Supplementary Data.</w:t>
-      </w:r>
-    </w:p>
-    <w:p>
-      <w:pPr>
-        <w:jc w:val="center"/>
-      </w:pPr>
-      <w:r>
-        <w:drawing>
-          <wp:inline xmlns:a="http://schemas.openxmlformats.org/drawingml/2006/main" xmlns:pic="http://schemas.openxmlformats.org/drawingml/2006/picture">
-            <wp:extent cx="5806440" cy="3705395"/>
-            <wp:docPr id="2" name="Picture 2"/>
-            <wp:cNvGraphicFramePr>
-              <a:graphicFrameLocks noChangeAspect="1"/>
-            </wp:cNvGraphicFramePr>
-            <a:graphic>
-              <a:graphicData uri="http://schemas.openxmlformats.org/drawingml/2006/picture">
-                <pic:pic>
-                  <pic:nvPicPr>
-                    <pic:cNvPr id="0" name="figS2_window_sensitivity.png"/>
-                    <pic:cNvPicPr/>
-                  </pic:nvPicPr>
-                  <pic:blipFill>
-                    <a:blip r:embed="rId10"/>
-                    <a:stretch>
-                      <a:fillRect/>
-                    </a:stretch>
-                  </pic:blipFill>
-                  <pic:spPr>
-                    <a:xfrm>
-                      <a:off x="0" y="0"/>
-                      <a:ext cx="5806440" cy="3705395"/>
+                      <a:ext cx="5806440" cy="2695784"/>
                     </a:xfrm>
                     <a:prstGeom prst="rect"/>
                   </pic:spPr>

--- a/denisovan-archaic-dna-analysis/docs/ajba_submission/supporting_information_ajba.docx
+++ b/denisovan-archaic-dna-analysis/docs/ajba_submission/supporting_information_ajba.docx
@@ -87,12 +87,12 @@
     </w:p>
     <w:p>
       <w:r>
-        <w:t>Supplementary Data 2: pairwise_sharing_corrected.csv. Complete pairwise similarity, geographic, covariate, residual, permutation, and FDR results.</w:t>
+        <w:t>Supplementary Data 2: pairwise_sharing_corrected.csv. Complete pairwise similarity, geographic, covariate, residual, permutation, and false discovery rate results.</w:t>
       </w:r>
     </w:p>
     <w:p>
       <w:r>
-        <w:t>Supplementary Data 3: model_summary.csv. QAP coefficients, permutation P values, descriptive R-squared values, and population-deletion intervals.</w:t>
+        <w:t>Supplementary Data 3: model_summary.csv. Quadratic assignment procedure coefficients, permutation P values, descriptive R-squared values, and population-deletion intervals.</w:t>
       </w:r>
     </w:p>
     <w:p>
